--- a/policies/build/masters_hco/HCO.PSQ.6_v2_master.docx
+++ b/policies/build/masters_hco/HCO.PSQ.6_v2_master.docx
@@ -953,7 +953,7 @@
           <w:sz w:val="22"/>
           <w:szCs w:val="22"/>
         </w:rPr>
-        <w:t xml:space="preserve">Method note (from guidebook interpretation): The management needs to ensure the adoption of behaviours that promote patient safety. Some of the key features required for a culture of safety are sharing information, reporting occurrences of incidents, learning from safety incident analysis, blame-free culture and encouragement of collaboration across disciplines and departments. The key components of patient safety culture are informed culture, reporting culture, learning culture, just culture and flexible culture. The management needs to measure its safety culture regularly (at least once a year). This shall be measured using validated surveys. For example, the Manchester Patient Safety Framework (MaPSaF), Safety Attitudes Questionnaire, AHRQ Surveys on Patient Safety Culture (SOPS™). The management shall act on their patient safety culture assessment results.</w:t>
+        <w:t xml:space="preserve">Method note (from guidebook interpretation): The management needs to ensure the adoption of behaviours that promote patient safety. Some of the key features required for a culture of safety are sharing information, reporting occurrences of incidents, learning from safety incident analysis, blame-free culture and encouragement of collaboration across disciplines and departments. The key components of patient safety culture are informed culture, reporting culture, learning culture, just culture and flexible culture. The management needs to measure its safety culture regularly (at least once a year). This shall be measured using validated surveys. For example, the Manchester Patient Safety Framework (MaPSaF), Safety Attitudes Questionnaire, AHRQ Surveys on Patient Safety Culture (SOPS™), or any other validated tool the organisation adopts — NABH does not mandate any one of these; a tool developed or validated for the Indian hospital context is equally acceptable. The management shall act on their patient safety culture assessment results.</w:t>
       </w:r>
     </w:p>
     <w:p>
